--- a/output/commercial_offer_from_template.docx
+++ b/output/commercial_offer_from_template.docx
@@ -1969,7 +1969,7 @@
     </w:p>
     <w:p>
       <w:r>
-        <w:t>Сертификат: sample_data\certificates\Сертификат качества 2БПК Татаур.pdf</w:t>
+        <w:t>Сертификат: C:\Users\User\Documents\GitHub\aep-ai-enterprise-platform\sample_data\certificates\Сертификат качества 2БПК Татаур.pdf</w:t>
       </w:r>
     </w:p>
     <w:sectPr>
